--- a/content/03 Music/Recorder/Grade 8/General Knowledge/Arnold - Sonatina.docx
+++ b/content/03 Music/Recorder/Grade 8/General Knowledge/Arnold - Sonatina.docx
@@ -15,12 +15,6 @@
         <w:rPr>
           <w:rFonts w:ascii="Atkinson Hyperlegible" w:hAnsi="Atkinson Hyperlegible"/>
         </w:rPr>
-        <w:t xml:space="preserve">General Knowledge Preparation: </w:t>
-      </w:r>
-      <w:r>
-        <w:rPr>
-          <w:rFonts w:ascii="Atkinson Hyperlegible" w:hAnsi="Atkinson Hyperlegible"/>
-        </w:rPr>
         <w:t xml:space="preserve">Malcom Arnold – </w:t>
       </w:r>
       <w:r>
@@ -514,13 +508,13 @@
           <w:b/>
           <w:bCs/>
         </w:rPr>
-        <w:t xml:space="preserve">How does the composer use extreme dynamic contrasts (e.g., subito piano)? </w:t>
-      </w:r>
-      <w:r>
-        <w:rPr>
-          <w:rFonts w:ascii="Atkinson Hyperlegible" w:hAnsi="Atkinson Hyperlegible"/>
-        </w:rPr>
-        <w:t>Arnold uses sudden dynamic shifts for dramatic and humorous effect, creating surprise and highlighting the piece's neoclassical clarity and wit.</w:t>
+        <w:t xml:space="preserve">How does the composer use extreme dynamic contrast? </w:t>
+      </w:r>
+      <w:r>
+        <w:rPr>
+          <w:rFonts w:ascii="Atkinson Hyperlegible" w:hAnsi="Atkinson Hyperlegible"/>
+        </w:rPr>
+        <w:t>Arnold uses sudden dynamic shifts for dramatic effect, creating surprise and highlighting the piece's neoclassical clarity and wit.</w:t>
       </w:r>
     </w:p>
     <w:p>
@@ -614,7 +608,6 @@
           <w:b/>
           <w:bCs/>
         </w:rPr>
-        <w:lastRenderedPageBreak/>
         <w:t>Is this piece tonal, modal, pentatonic, whole-tone, or atonal?</w:t>
       </w:r>
       <w:r>
@@ -667,6 +660,7 @@
           <w:b/>
           <w:bCs/>
         </w:rPr>
+        <w:lastRenderedPageBreak/>
         <w:t>Explanation:</w:t>
       </w:r>
     </w:p>
@@ -861,13 +855,31 @@
           <w:b/>
           <w:bCs/>
         </w:rPr>
-        <w:t>Adagio</w:t>
-      </w:r>
-      <w:r>
-        <w:rPr>
-          <w:rFonts w:ascii="Atkinson Hyperlegible" w:hAnsi="Atkinson Hyperlegible"/>
-        </w:rPr>
-        <w:t> - A slow, expressive introduction that establishes the tonic key.</w:t>
+        <w:t>Cantilena</w:t>
+      </w:r>
+      <w:r>
+        <w:rPr>
+          <w:rFonts w:ascii="Atkinson Hyperlegible" w:hAnsi="Atkinson Hyperlegible"/>
+        </w:rPr>
+        <w:t> </w:t>
+      </w:r>
+      <w:r>
+        <w:rPr>
+          <w:rFonts w:ascii="Atkinson Hyperlegible" w:hAnsi="Atkinson Hyperlegible"/>
+        </w:rPr>
+        <w:t>–</w:t>
+      </w:r>
+      <w:r>
+        <w:rPr>
+          <w:rFonts w:ascii="Atkinson Hyperlegible" w:hAnsi="Atkinson Hyperlegible"/>
+        </w:rPr>
+        <w:t xml:space="preserve"> </w:t>
+      </w:r>
+      <w:r>
+        <w:rPr>
+          <w:rFonts w:ascii="Atkinson Hyperlegible" w:hAnsi="Atkinson Hyperlegible"/>
+        </w:rPr>
+        <w:t>A moderately paced movement with long melodies in Ternary ABA form.</w:t>
       </w:r>
     </w:p>
     <w:p>
@@ -887,19 +899,27 @@
           <w:b/>
           <w:bCs/>
         </w:rPr>
-        <w:t>Movement II: Allegro</w:t>
-      </w:r>
-      <w:r>
-        <w:rPr>
-          <w:rFonts w:ascii="Atkinson Hyperlegible" w:hAnsi="Atkinson Hyperlegible"/>
-        </w:rPr>
-        <w:t xml:space="preserve"> - A fast movement, </w:t>
-      </w:r>
-      <w:r>
-        <w:rPr>
-          <w:rFonts w:ascii="Atkinson Hyperlegible" w:hAnsi="Atkinson Hyperlegible"/>
-        </w:rPr>
-        <w:t>in ternary form</w:t>
+        <w:t xml:space="preserve">Movement II: </w:t>
+      </w:r>
+      <w:r>
+        <w:rPr>
+          <w:rFonts w:ascii="Atkinson Hyperlegible" w:hAnsi="Atkinson Hyperlegible"/>
+          <w:b/>
+          <w:bCs/>
+        </w:rPr>
+        <w:t>Chaconne</w:t>
+      </w:r>
+      <w:r>
+        <w:rPr>
+          <w:rFonts w:ascii="Atkinson Hyperlegible" w:hAnsi="Atkinson Hyperlegible"/>
+        </w:rPr>
+        <w:t xml:space="preserve"> - A </w:t>
+      </w:r>
+      <w:r>
+        <w:rPr>
+          <w:rFonts w:ascii="Atkinson Hyperlegible" w:hAnsi="Atkinson Hyperlegible"/>
+        </w:rPr>
+        <w:t>slow movement in Binary AB form</w:t>
       </w:r>
       <w:r>
         <w:rPr>
@@ -933,71 +953,19 @@
           <w:b/>
           <w:bCs/>
         </w:rPr>
-        <w:t>Largo</w:t>
-      </w:r>
-      <w:r>
-        <w:rPr>
-          <w:rFonts w:ascii="Atkinson Hyperlegible" w:hAnsi="Atkinson Hyperlegible"/>
-        </w:rPr>
-        <w:t> - A slow movement</w:t>
-      </w:r>
-      <w:r>
-        <w:rPr>
-          <w:rFonts w:ascii="Atkinson Hyperlegible" w:hAnsi="Atkinson Hyperlegible"/>
-        </w:rPr>
-        <w:t xml:space="preserve"> in the relative minor key, </w:t>
-      </w:r>
-      <w:r>
-        <w:rPr>
-          <w:rFonts w:ascii="Atkinson Hyperlegible" w:hAnsi="Atkinson Hyperlegible"/>
-        </w:rPr>
-        <w:t>often in binary form, providing lyrical contrast.</w:t>
-      </w:r>
-    </w:p>
-    <w:p>
-      <w:pPr>
-        <w:numPr>
-          <w:ilvl w:val="2"/>
-          <w:numId w:val="16"/>
-        </w:numPr>
-        <w:spacing w:after="160"/>
-        <w:rPr>
-          <w:rFonts w:ascii="Atkinson Hyperlegible" w:hAnsi="Atkinson Hyperlegible"/>
-        </w:rPr>
-      </w:pPr>
-      <w:r>
-        <w:rPr>
-          <w:rFonts w:ascii="Atkinson Hyperlegible" w:hAnsi="Atkinson Hyperlegible"/>
-          <w:b/>
-          <w:bCs/>
-        </w:rPr>
-        <w:t xml:space="preserve">Movement IV: </w:t>
-      </w:r>
-      <w:r>
-        <w:rPr>
-          <w:rFonts w:ascii="Atkinson Hyperlegible" w:hAnsi="Atkinson Hyperlegible"/>
-          <w:b/>
-          <w:bCs/>
-        </w:rPr>
-        <w:t xml:space="preserve">Presto </w:t>
-      </w:r>
-      <w:r>
-        <w:rPr>
-          <w:rFonts w:ascii="Atkinson Hyperlegible" w:hAnsi="Atkinson Hyperlegible"/>
-        </w:rPr>
-        <w:t> - A lively finale</w:t>
-      </w:r>
-      <w:r>
-        <w:rPr>
-          <w:rFonts w:ascii="Atkinson Hyperlegible" w:hAnsi="Atkinson Hyperlegible"/>
-        </w:rPr>
-        <w:t xml:space="preserve"> in triple time</w:t>
-      </w:r>
-      <w:r>
-        <w:rPr>
-          <w:rFonts w:ascii="Atkinson Hyperlegible" w:hAnsi="Atkinson Hyperlegible"/>
-        </w:rPr>
-        <w:t>, bringing the piece to a brilliant close."</w:t>
+        <w:t>Rondo</w:t>
+      </w:r>
+      <w:r>
+        <w:rPr>
+          <w:rFonts w:ascii="Atkinson Hyperlegible" w:hAnsi="Atkinson Hyperlegible"/>
+        </w:rPr>
+        <w:t xml:space="preserve"> - A </w:t>
+      </w:r>
+      <w:r>
+        <w:rPr>
+          <w:rFonts w:ascii="Atkinson Hyperlegible" w:hAnsi="Atkinson Hyperlegible"/>
+        </w:rPr>
+        <w:t>fast and lively movement in Rondo ABACA form.</w:t>
       </w:r>
     </w:p>
     <w:p>
@@ -1023,35 +991,53 @@
         <w:rPr>
           <w:rFonts w:ascii="Atkinson Hyperlegible" w:hAnsi="Atkinson Hyperlegible"/>
         </w:rPr>
-        <w:t> Barsanti uses balanced, periodic phrases. You will find </w:t>
-      </w:r>
-      <w:r>
-        <w:rPr>
-          <w:rFonts w:ascii="Atkinson Hyperlegible" w:hAnsi="Atkinson Hyperlegible"/>
-          <w:b/>
-          <w:bCs/>
-        </w:rPr>
-        <w:t>repetition</w:t>
-      </w:r>
-      <w:r>
-        <w:rPr>
-          <w:rFonts w:ascii="Atkinson Hyperlegible" w:hAnsi="Atkinson Hyperlegible"/>
-        </w:rPr>
-        <w:t> of thematic ideas and </w:t>
-      </w:r>
-      <w:r>
-        <w:rPr>
-          <w:rFonts w:ascii="Atkinson Hyperlegible" w:hAnsi="Atkinson Hyperlegible"/>
-          <w:b/>
-          <w:bCs/>
-        </w:rPr>
-        <w:t>sequential</w:t>
-      </w:r>
-      <w:r>
-        <w:rPr>
-          <w:rFonts w:ascii="Atkinson Hyperlegible" w:hAnsi="Atkinson Hyperlegible"/>
-        </w:rPr>
-        <w:t> patterns to develop melodies, showing a move towards the style of the Classical period.</w:t>
+        <w:t> </w:t>
+      </w:r>
+      <w:r>
+        <w:rPr>
+          <w:rFonts w:ascii="Atkinson Hyperlegible" w:hAnsi="Atkinson Hyperlegible"/>
+        </w:rPr>
+        <w:t>Arnold uses short, memorable melodic cells and develops them through </w:t>
+      </w:r>
+      <w:r>
+        <w:rPr>
+          <w:rFonts w:ascii="Atkinson Hyperlegible" w:hAnsi="Atkinson Hyperlegible"/>
+          <w:b/>
+          <w:bCs/>
+        </w:rPr>
+        <w:t>repetition, sequence, and rhythmic variation</w:t>
+      </w:r>
+      <w:r>
+        <w:rPr>
+          <w:rFonts w:ascii="Atkinson Hyperlegible" w:hAnsi="Atkinson Hyperlegible"/>
+        </w:rPr>
+        <w:t>. His themes are often angular and make use of wide intervals, contrasting with sudden, lyrical passage</w:t>
+      </w:r>
+      <w:r>
+        <w:rPr>
+          <w:rFonts w:ascii="Atkinson Hyperlegible" w:hAnsi="Atkinson Hyperlegible"/>
+        </w:rPr>
+        <w:t>s.</w:t>
+      </w:r>
+    </w:p>
+    <w:p>
+      <w:pPr>
+        <w:numPr>
+          <w:ilvl w:val="0"/>
+          <w:numId w:val="16"/>
+        </w:numPr>
+        <w:spacing w:after="160"/>
+        <w:rPr>
+          <w:rFonts w:ascii="Atkinson Hyperlegible" w:hAnsi="Atkinson Hyperlegible"/>
+        </w:rPr>
+      </w:pPr>
+      <w:r>
+        <w:rPr>
+          <w:rFonts w:ascii="Atkinson Hyperlegible" w:hAnsi="Atkinson Hyperlegible"/>
+          <w:b/>
+          <w:bCs/>
+        </w:rPr>
+        <w:t>Context:</w:t>
       </w:r>
     </w:p>
     <w:p>
@@ -1071,117 +1057,81 @@
           <w:b/>
           <w:bCs/>
         </w:rPr>
-        <w:t>Identify any clear cadence points.</w:t>
-      </w:r>
-    </w:p>
-    <w:p>
-      <w:pPr>
-        <w:numPr>
-          <w:ilvl w:val="2"/>
-          <w:numId w:val="16"/>
-        </w:numPr>
-        <w:spacing w:after="160"/>
-        <w:rPr>
-          <w:rFonts w:ascii="Atkinson Hyperlegible" w:hAnsi="Atkinson Hyperlegible"/>
-        </w:rPr>
-      </w:pPr>
-      <w:r>
-        <w:rPr>
-          <w:rFonts w:ascii="Atkinson Hyperlegible" w:hAnsi="Atkinson Hyperlegible"/>
-        </w:rPr>
-        <w:t>Allegro b.16</w:t>
-      </w:r>
-    </w:p>
-    <w:p>
-      <w:pPr>
-        <w:numPr>
-          <w:ilvl w:val="2"/>
-          <w:numId w:val="16"/>
-        </w:numPr>
-        <w:spacing w:after="160"/>
-        <w:rPr>
-          <w:rFonts w:ascii="Atkinson Hyperlegible" w:hAnsi="Atkinson Hyperlegible"/>
-        </w:rPr>
-      </w:pPr>
-      <w:r>
-        <w:rPr>
-          <w:rFonts w:ascii="Atkinson Hyperlegible" w:hAnsi="Atkinson Hyperlegible"/>
-        </w:rPr>
-        <w:t>Allegro b.55</w:t>
-      </w:r>
-    </w:p>
-    <w:p>
-      <w:pPr>
-        <w:numPr>
-          <w:ilvl w:val="2"/>
-          <w:numId w:val="16"/>
-        </w:numPr>
-        <w:spacing w:after="160"/>
-        <w:rPr>
-          <w:rFonts w:ascii="Atkinson Hyperlegible" w:hAnsi="Atkinson Hyperlegible"/>
-        </w:rPr>
-      </w:pPr>
-      <w:r>
-        <w:rPr>
-          <w:rFonts w:ascii="Atkinson Hyperlegible" w:hAnsi="Atkinson Hyperlegible"/>
-        </w:rPr>
-        <w:t>Allegro b.39</w:t>
-      </w:r>
-    </w:p>
-    <w:p>
-      <w:pPr>
-        <w:numPr>
-          <w:ilvl w:val="2"/>
-          <w:numId w:val="16"/>
-        </w:numPr>
-        <w:spacing w:after="160"/>
-        <w:rPr>
-          <w:rFonts w:ascii="Atkinson Hyperlegible" w:hAnsi="Atkinson Hyperlegible"/>
-        </w:rPr>
-      </w:pPr>
-      <w:r>
-        <w:rPr>
-          <w:rFonts w:ascii="Atkinson Hyperlegible" w:hAnsi="Atkinson Hyperlegible"/>
-        </w:rPr>
-        <w:t>Adagio b.17</w:t>
-      </w:r>
-    </w:p>
-    <w:p>
-      <w:pPr>
-        <w:numPr>
-          <w:ilvl w:val="2"/>
-          <w:numId w:val="16"/>
-        </w:numPr>
-        <w:spacing w:after="160"/>
-        <w:rPr>
-          <w:rFonts w:ascii="Atkinson Hyperlegible" w:hAnsi="Atkinson Hyperlegible"/>
-        </w:rPr>
-      </w:pPr>
-      <w:r>
-        <w:rPr>
-          <w:rFonts w:ascii="Atkinson Hyperlegible" w:hAnsi="Atkinson Hyperlegible"/>
-        </w:rPr>
-        <w:t>Largo b.29</w:t>
-      </w:r>
-    </w:p>
-    <w:p>
-      <w:pPr>
-        <w:numPr>
-          <w:ilvl w:val="0"/>
-          <w:numId w:val="16"/>
-        </w:numPr>
-        <w:spacing w:after="160"/>
-        <w:rPr>
-          <w:rFonts w:ascii="Atkinson Hyperlegible" w:hAnsi="Atkinson Hyperlegible"/>
-        </w:rPr>
-      </w:pPr>
-      <w:r>
-        <w:rPr>
-          <w:rFonts w:ascii="Atkinson Hyperlegible" w:hAnsi="Atkinson Hyperlegible"/>
-          <w:b/>
-          <w:bCs/>
-        </w:rPr>
-        <w:t>Context:</w:t>
+        <w:t xml:space="preserve">What is the typical structure of the </w:t>
+      </w:r>
+      <w:r>
+        <w:rPr>
+          <w:rFonts w:ascii="Atkinson Hyperlegible" w:hAnsi="Atkinson Hyperlegible"/>
+          <w:b/>
+          <w:bCs/>
+        </w:rPr>
+        <w:t>sonata</w:t>
+      </w:r>
+      <w:r>
+        <w:rPr>
+          <w:rFonts w:ascii="Atkinson Hyperlegible" w:hAnsi="Atkinson Hyperlegible"/>
+          <w:b/>
+          <w:bCs/>
+        </w:rPr>
+        <w:t>?</w:t>
+      </w:r>
+      <w:r>
+        <w:rPr>
+          <w:rFonts w:ascii="Atkinson Hyperlegible" w:hAnsi="Atkinson Hyperlegible"/>
+        </w:rPr>
+        <w:t xml:space="preserve"> The sonata </w:t>
+      </w:r>
+      <w:r>
+        <w:rPr>
+          <w:rFonts w:ascii="Atkinson Hyperlegible" w:hAnsi="Atkinson Hyperlegible"/>
+        </w:rPr>
+        <w:t xml:space="preserve">vaguely </w:t>
+      </w:r>
+      <w:r>
+        <w:rPr>
+          <w:rFonts w:ascii="Atkinson Hyperlegible" w:hAnsi="Atkinson Hyperlegible"/>
+        </w:rPr>
+        <w:t xml:space="preserve">follows the </w:t>
+      </w:r>
+      <w:r>
+        <w:rPr>
+          <w:rFonts w:ascii="Atkinson Hyperlegible" w:hAnsi="Atkinson Hyperlegible"/>
+        </w:rPr>
+        <w:t xml:space="preserve">classical </w:t>
+      </w:r>
+      <w:r>
+        <w:rPr>
+          <w:rFonts w:ascii="Atkinson Hyperlegible" w:hAnsi="Atkinson Hyperlegible"/>
+        </w:rPr>
+        <w:t>multi-movement structure, typically three or four movements in a pattern like </w:t>
+      </w:r>
+      <w:r>
+        <w:rPr>
+          <w:rFonts w:ascii="Atkinson Hyperlegible" w:hAnsi="Atkinson Hyperlegible"/>
+          <w:b/>
+          <w:bCs/>
+        </w:rPr>
+        <w:t>Slow-Fast-Slow-Fast</w:t>
+      </w:r>
+      <w:r>
+        <w:rPr>
+          <w:rFonts w:ascii="Atkinson Hyperlegible" w:hAnsi="Atkinson Hyperlegible"/>
+        </w:rPr>
+        <w:t> or </w:t>
+      </w:r>
+      <w:r>
+        <w:rPr>
+          <w:rFonts w:ascii="Atkinson Hyperlegible" w:hAnsi="Atkinson Hyperlegible"/>
+          <w:b/>
+          <w:bCs/>
+        </w:rPr>
+        <w:t>Fast-Slow-Fast</w:t>
+      </w:r>
+      <w:r>
+        <w:rPr>
+          <w:rFonts w:ascii="Atkinson Hyperlegible" w:hAnsi="Atkinson Hyperlegible"/>
+        </w:rPr>
+        <w:t>.</w:t>
       </w:r>
     </w:p>
     <w:p>
@@ -1195,14 +1145,30 @@
           <w:rFonts w:ascii="Atkinson Hyperlegible" w:hAnsi="Atkinson Hyperlegible"/>
         </w:rPr>
       </w:pPr>
-      <w:r>
-        <w:rPr>
-          <w:rFonts w:ascii="Atkinson Hyperlegible" w:hAnsi="Atkinson Hyperlegible"/>
-          <w:b/>
-          <w:bCs/>
-        </w:rPr>
-        <w:lastRenderedPageBreak/>
-        <w:t>What is the larger work from which this movement is taken?</w:t>
+      <w:bookmarkStart w:id="0" w:name="_Hlk210148075"/>
+      <w:r>
+        <w:rPr>
+          <w:rFonts w:ascii="Atkinson Hyperlegible" w:hAnsi="Atkinson Hyperlegible"/>
+          <w:b/>
+          <w:bCs/>
+        </w:rPr>
+        <w:t>How does the character of</w:t>
+      </w:r>
+      <w:r>
+        <w:rPr>
+          <w:rFonts w:ascii="Atkinson Hyperlegible" w:hAnsi="Atkinson Hyperlegible"/>
+          <w:b/>
+          <w:bCs/>
+        </w:rPr>
+        <w:t xml:space="preserve"> the movements contrast each other</w:t>
+      </w:r>
+      <w:r>
+        <w:rPr>
+          <w:rFonts w:ascii="Atkinson Hyperlegible" w:hAnsi="Atkinson Hyperlegible"/>
+          <w:b/>
+          <w:bCs/>
+        </w:rPr>
+        <w:t>?</w:t>
       </w:r>
       <w:r>
         <w:rPr>
@@ -1210,163 +1176,12 @@
         </w:rPr>
         <w:t> </w:t>
       </w:r>
-      <w:r>
-        <w:rPr>
-          <w:rFonts w:ascii="Atkinson Hyperlegible" w:hAnsi="Atkinson Hyperlegible"/>
-        </w:rPr>
-        <w:t>This is taken from the collection of 6 Recorder Sonatas Op. 1</w:t>
-      </w:r>
-    </w:p>
-    <w:p>
-      <w:pPr>
-        <w:numPr>
-          <w:ilvl w:val="1"/>
-          <w:numId w:val="16"/>
-        </w:numPr>
-        <w:spacing w:after="160"/>
-        <w:rPr>
-          <w:rFonts w:ascii="Atkinson Hyperlegible" w:hAnsi="Atkinson Hyperlegible"/>
-        </w:rPr>
-      </w:pPr>
-      <w:r>
-        <w:rPr>
-          <w:rFonts w:ascii="Atkinson Hyperlegible" w:hAnsi="Atkinson Hyperlegible"/>
-          <w:b/>
-          <w:bCs/>
-        </w:rPr>
-        <w:t>What is the position of this movement within that work?</w:t>
-      </w:r>
-      <w:r>
-        <w:rPr>
-          <w:rFonts w:ascii="Atkinson Hyperlegible" w:hAnsi="Atkinson Hyperlegible"/>
-        </w:rPr>
-        <w:t> </w:t>
-      </w:r>
-      <w:r>
-        <w:rPr>
-          <w:rFonts w:ascii="Atkinson Hyperlegible" w:hAnsi="Atkinson Hyperlegible"/>
-        </w:rPr>
-        <w:t>It is the second sonata from Op. 1</w:t>
-      </w:r>
-    </w:p>
-    <w:p>
-      <w:pPr>
-        <w:numPr>
-          <w:ilvl w:val="1"/>
-          <w:numId w:val="16"/>
-        </w:numPr>
-        <w:spacing w:after="160"/>
-        <w:rPr>
-          <w:rFonts w:ascii="Atkinson Hyperlegible" w:hAnsi="Atkinson Hyperlegible"/>
-        </w:rPr>
-      </w:pPr>
-      <w:r>
-        <w:rPr>
-          <w:rFonts w:ascii="Atkinson Hyperlegible" w:hAnsi="Atkinson Hyperlegible"/>
-          <w:b/>
-          <w:bCs/>
-        </w:rPr>
-        <w:t xml:space="preserve">What is the typical structure of the </w:t>
-      </w:r>
-      <w:r>
-        <w:rPr>
-          <w:rFonts w:ascii="Atkinson Hyperlegible" w:hAnsi="Atkinson Hyperlegible"/>
-          <w:b/>
-          <w:bCs/>
-        </w:rPr>
-        <w:t>sonata</w:t>
-      </w:r>
-      <w:r>
-        <w:rPr>
-          <w:rFonts w:ascii="Atkinson Hyperlegible" w:hAnsi="Atkinson Hyperlegible"/>
-          <w:b/>
-          <w:bCs/>
-        </w:rPr>
-        <w:t>?</w:t>
-      </w:r>
-      <w:r>
-        <w:rPr>
-          <w:rFonts w:ascii="Atkinson Hyperlegible" w:hAnsi="Atkinson Hyperlegible"/>
-        </w:rPr>
-        <w:t> The sonata follows the late Baroque/early Classical multi-movement structure, typically three or four movements in a pattern like </w:t>
-      </w:r>
-      <w:r>
-        <w:rPr>
-          <w:rFonts w:ascii="Atkinson Hyperlegible" w:hAnsi="Atkinson Hyperlegible"/>
-          <w:b/>
-          <w:bCs/>
-        </w:rPr>
-        <w:t>Slow-Fast-Slow-Fast</w:t>
-      </w:r>
-      <w:r>
-        <w:rPr>
-          <w:rFonts w:ascii="Atkinson Hyperlegible" w:hAnsi="Atkinson Hyperlegible"/>
-        </w:rPr>
-        <w:t> or </w:t>
-      </w:r>
-      <w:r>
-        <w:rPr>
-          <w:rFonts w:ascii="Atkinson Hyperlegible" w:hAnsi="Atkinson Hyperlegible"/>
-          <w:b/>
-          <w:bCs/>
-        </w:rPr>
-        <w:t>Fast-Slow-Fast</w:t>
-      </w:r>
-      <w:r>
-        <w:rPr>
-          <w:rFonts w:ascii="Atkinson Hyperlegible" w:hAnsi="Atkinson Hyperlegible"/>
-        </w:rPr>
-        <w:t>.</w:t>
-      </w:r>
-    </w:p>
-    <w:p>
-      <w:pPr>
-        <w:numPr>
-          <w:ilvl w:val="1"/>
-          <w:numId w:val="16"/>
-        </w:numPr>
-        <w:spacing w:after="160"/>
-        <w:rPr>
-          <w:rFonts w:ascii="Atkinson Hyperlegible" w:hAnsi="Atkinson Hyperlegible"/>
-        </w:rPr>
-      </w:pPr>
-      <w:r>
-        <w:rPr>
-          <w:rFonts w:ascii="Atkinson Hyperlegible" w:hAnsi="Atkinson Hyperlegible"/>
-          <w:b/>
-          <w:bCs/>
-        </w:rPr>
-        <w:t>How does the character of this movement contrast with the other movements?</w:t>
-      </w:r>
-      <w:r>
-        <w:rPr>
-          <w:rFonts w:ascii="Atkinson Hyperlegible" w:hAnsi="Atkinson Hyperlegible"/>
-        </w:rPr>
-        <w:t> The slow movement (Largo/</w:t>
-      </w:r>
-      <w:r>
-        <w:rPr>
-          <w:rFonts w:ascii="Atkinson Hyperlegible" w:hAnsi="Atkinson Hyperlegible"/>
-        </w:rPr>
-        <w:t>Adagio</w:t>
-      </w:r>
-      <w:r>
-        <w:rPr>
-          <w:rFonts w:ascii="Atkinson Hyperlegible" w:hAnsi="Atkinson Hyperlegible"/>
-        </w:rPr>
-        <w:t>) is lyrical and expressive, contrasting with the fast movements (Allegro</w:t>
-      </w:r>
-      <w:r>
-        <w:rPr>
-          <w:rFonts w:ascii="Atkinson Hyperlegible" w:hAnsi="Atkinson Hyperlegible"/>
-        </w:rPr>
-        <w:t>/Presto</w:t>
-      </w:r>
-      <w:r>
-        <w:rPr>
-          <w:rFonts w:ascii="Atkinson Hyperlegible" w:hAnsi="Atkinson Hyperlegible"/>
-        </w:rPr>
-        <w:t>) which are rhythmically driven and often more technically demanding.</w:t>
+      <w:bookmarkEnd w:id="0"/>
+      <w:r>
+        <w:rPr>
+          <w:rFonts w:ascii="Atkinson Hyperlegible" w:hAnsi="Atkinson Hyperlegible"/>
+        </w:rPr>
+        <w:t>The movements of this sonatina contrast each other as the first movement is a lyrical movement, and the second is more of a slower movement and the last being the rondo, has a contrasting lively and fast pace.</w:t>
       </w:r>
     </w:p>
     <w:p>
@@ -1419,56 +1234,30 @@
     </w:p>
     <w:p>
       <w:pPr>
+        <w:pStyle w:val="ListParagraph"/>
         <w:numPr>
           <w:ilvl w:val="1"/>
           <w:numId w:val="17"/>
         </w:numPr>
-        <w:spacing w:after="160"/>
-        <w:rPr>
-          <w:rFonts w:ascii="Atkinson Hyperlegible" w:hAnsi="Atkinson Hyperlegible"/>
-        </w:rPr>
-      </w:pPr>
-      <w:r>
-        <w:rPr>
-          <w:rFonts w:ascii="Atkinson Hyperlegible" w:hAnsi="Atkinson Hyperlegible"/>
-          <w:b/>
-          <w:bCs/>
-        </w:rPr>
-        <w:t>To which musical period does this piece belong?</w:t>
-      </w:r>
-      <w:r>
-        <w:rPr>
-          <w:rFonts w:ascii="Atkinson Hyperlegible" w:hAnsi="Atkinson Hyperlegible"/>
-        </w:rPr>
-        <w:t> It belongs to the transitional period between the </w:t>
-      </w:r>
-      <w:r>
-        <w:rPr>
-          <w:rFonts w:ascii="Atkinson Hyperlegible" w:hAnsi="Atkinson Hyperlegible"/>
-          <w:b/>
-          <w:bCs/>
-        </w:rPr>
-        <w:t>Late Baroque</w:t>
-      </w:r>
-      <w:r>
-        <w:rPr>
-          <w:rFonts w:ascii="Atkinson Hyperlegible" w:hAnsi="Atkinson Hyperlegible"/>
-        </w:rPr>
-        <w:t> and </w:t>
-      </w:r>
-      <w:r>
-        <w:rPr>
-          <w:rFonts w:ascii="Atkinson Hyperlegible" w:hAnsi="Atkinson Hyperlegible"/>
-          <w:b/>
-          <w:bCs/>
-        </w:rPr>
-        <w:t>Early Classical</w:t>
-      </w:r>
-      <w:r>
-        <w:rPr>
-          <w:rFonts w:ascii="Atkinson Hyperlegible" w:hAnsi="Atkinson Hyperlegible"/>
-        </w:rPr>
-        <w:t> periods (c. 1720-1760).</w:t>
+        <w:rPr>
+          <w:rFonts w:ascii="Atkinson Hyperlegible" w:hAnsi="Atkinson Hyperlegible"/>
+          <w:b/>
+          <w:bCs/>
+        </w:rPr>
+      </w:pPr>
+      <w:r>
+        <w:rPr>
+          <w:rFonts w:ascii="Atkinson Hyperlegible" w:hAnsi="Atkinson Hyperlegible"/>
+          <w:b/>
+          <w:bCs/>
+        </w:rPr>
+        <w:t xml:space="preserve">To which musical period does this piece belong? </w:t>
+      </w:r>
+      <w:r>
+        <w:rPr>
+          <w:rFonts w:ascii="Atkinson Hyperlegible" w:hAnsi="Atkinson Hyperlegible"/>
+        </w:rPr>
+        <w:t>It belongs to the 20th Century, specifically drawing on the Neoclassical and Nationalist styles (incorporating British folk and dance hall elements).</w:t>
       </w:r>
     </w:p>
     <w:p>
@@ -1480,15 +1269,18 @@
         <w:spacing w:after="160"/>
         <w:rPr>
           <w:rFonts w:ascii="Atkinson Hyperlegible" w:hAnsi="Atkinson Hyperlegible"/>
-        </w:rPr>
-      </w:pPr>
-      <w:r>
-        <w:rPr>
-          <w:rFonts w:ascii="Atkinson Hyperlegible" w:hAnsi="Atkinson Hyperlegible"/>
-          <w:b/>
-          <w:bCs/>
-        </w:rPr>
-        <w:t>Describe three stylistic features of this period evident in this sonata.</w:t>
+          <w:b/>
+          <w:bCs/>
+        </w:rPr>
+      </w:pPr>
+      <w:r>
+        <w:rPr>
+          <w:rFonts w:ascii="Atkinson Hyperlegible" w:hAnsi="Atkinson Hyperlegible"/>
+          <w:b/>
+          <w:bCs/>
+        </w:rPr>
+        <w:lastRenderedPageBreak/>
+        <w:t>Describe three stylistic features of this period evident in this sonatina.</w:t>
       </w:r>
     </w:p>
     <w:p>
@@ -1505,16 +1297,8 @@
       <w:r>
         <w:rPr>
           <w:rFonts w:ascii="Atkinson Hyperlegible" w:hAnsi="Atkinson Hyperlegible"/>
-          <w:b/>
-          <w:bCs/>
-        </w:rPr>
-        <w:t>Galant Style:</w:t>
-      </w:r>
-      <w:r>
-        <w:rPr>
-          <w:rFonts w:ascii="Atkinson Hyperlegible" w:hAnsi="Atkinson Hyperlegible"/>
-        </w:rPr>
-        <w:t> A move towards simplicity, elegance, and clear melodic lines over the complex counterpoint of the High Baroque. The music is "pleasing" and melodically driven.</w:t>
+        </w:rPr>
+        <w:t>Extended Tonality: Use of traditional tonal centers but with added dissonance, chromaticism, and bitonality.</w:t>
       </w:r>
     </w:p>
     <w:p>
@@ -1531,16 +1315,8 @@
       <w:r>
         <w:rPr>
           <w:rFonts w:ascii="Atkinson Hyperlegible" w:hAnsi="Atkinson Hyperlegible"/>
-          <w:b/>
-          <w:bCs/>
-        </w:rPr>
-        <w:t>Structured Forms:</w:t>
-      </w:r>
-      <w:r>
-        <w:rPr>
-          <w:rFonts w:ascii="Atkinson Hyperlegible" w:hAnsi="Atkinson Hyperlegible"/>
-        </w:rPr>
-        <w:t> The use of defined multi-movement structures and forms like Binary Form and early Sonata Form, which prioritize balance and clarity.</w:t>
+        </w:rPr>
+        <w:t>Rhythmic Drive and Syncopation: Complex, jazzy rhythms and accented off-beats that create energy and wit.</w:t>
       </w:r>
     </w:p>
     <w:p>
@@ -1557,28 +1333,8 @@
       <w:r>
         <w:rPr>
           <w:rFonts w:ascii="Atkinson Hyperlegible" w:hAnsi="Atkinson Hyperlegible"/>
-          <w:b/>
-          <w:bCs/>
-        </w:rPr>
-        <w:t>Expressive Melody:</w:t>
-      </w:r>
-      <w:r>
-        <w:rPr>
-          <w:rFonts w:ascii="Atkinson Hyperlegible" w:hAnsi="Atkinson Hyperlegible"/>
-        </w:rPr>
-        <w:t> Melodies are often song-like and balanced in their phrase structure (e.g., 4-bar phrases</w:t>
-      </w:r>
-      <w:r>
-        <w:rPr>
-          <w:rFonts w:ascii="Atkinson Hyperlegible" w:hAnsi="Atkinson Hyperlegible"/>
-        </w:rPr>
-        <w:t>)</w:t>
-      </w:r>
-      <w:r>
-        <w:rPr>
-          <w:rFonts w:ascii="Atkinson Hyperlegible" w:hAnsi="Atkinson Hyperlegible"/>
-        </w:rPr>
-        <w:t>.</w:t>
+        </w:rPr>
+        <w:t>Neoclassical Clarity: A return to clear, often classical forms (sonata, rondo, ternary) but with a 20th-century harmonic language, favoring concise expression.</w:t>
       </w:r>
     </w:p>
     <w:p>
@@ -1604,7 +1360,13 @@
         <w:rPr>
           <w:rFonts w:ascii="Atkinson Hyperlegible" w:hAnsi="Atkinson Hyperlegible"/>
         </w:rPr>
-        <w:t> It is </w:t>
+        <w:t> </w:t>
+      </w:r>
+      <w:r>
+        <w:rPr>
+          <w:rFonts w:ascii="Atkinson Hyperlegible" w:hAnsi="Atkinson Hyperlegible"/>
+        </w:rPr>
+        <w:t>It is </w:t>
       </w:r>
       <w:r>
         <w:rPr>
@@ -1618,7 +1380,21 @@
         <w:rPr>
           <w:rFonts w:ascii="Atkinson Hyperlegible" w:hAnsi="Atkinson Hyperlegible"/>
         </w:rPr>
-        <w:t xml:space="preserve"> in its multi-movement structure, clear tonal plan, and elegant melodic style. </w:t>
+        <w:t> in its use of modern harmony within traditional forms. It is </w:t>
+      </w:r>
+      <w:r>
+        <w:rPr>
+          <w:rFonts w:ascii="Atkinson Hyperlegible" w:hAnsi="Atkinson Hyperlegible"/>
+          <w:b/>
+          <w:bCs/>
+        </w:rPr>
+        <w:t>atypical</w:t>
+      </w:r>
+      <w:r>
+        <w:rPr>
+          <w:rFonts w:ascii="Atkinson Hyperlegible" w:hAnsi="Atkinson Hyperlegible"/>
+        </w:rPr>
+        <w:t> in its dedicated use of the recorder as a serious concert instrument in the 20th century, showcasing its full range and virtuosic capabilities beyond its historical associations.</w:t>
       </w:r>
     </w:p>
     <w:p>
@@ -1630,6 +1406,8 @@
         <w:spacing w:after="160"/>
         <w:rPr>
           <w:rFonts w:ascii="Atkinson Hyperlegible" w:hAnsi="Atkinson Hyperlegible"/>
+          <w:b/>
+          <w:bCs/>
         </w:rPr>
       </w:pPr>
       <w:r>
@@ -1650,49 +1428,23 @@
         <w:spacing w:after="160"/>
         <w:rPr>
           <w:rFonts w:ascii="Atkinson Hyperlegible" w:hAnsi="Atkinson Hyperlegible"/>
-        </w:rPr>
-      </w:pPr>
-      <w:r>
-        <w:rPr>
-          <w:rFonts w:ascii="Atkinson Hyperlegible" w:hAnsi="Atkinson Hyperlegible"/>
-          <w:b/>
-          <w:bCs/>
-        </w:rPr>
-        <w:t>What are the dates of Francesco Barsanti?</w:t>
-      </w:r>
-      <w:r>
-        <w:rPr>
-          <w:rFonts w:ascii="Atkinson Hyperlegible" w:hAnsi="Atkinson Hyperlegible"/>
-        </w:rPr>
-        <w:t> He was born in </w:t>
-      </w:r>
-      <w:r>
-        <w:rPr>
-          <w:rFonts w:ascii="Atkinson Hyperlegible" w:hAnsi="Atkinson Hyperlegible"/>
-          <w:b/>
-          <w:bCs/>
-        </w:rPr>
-        <w:t>1690</w:t>
-      </w:r>
-      <w:r>
-        <w:rPr>
-          <w:rFonts w:ascii="Atkinson Hyperlegible" w:hAnsi="Atkinson Hyperlegible"/>
-        </w:rPr>
-        <w:t> in Lucca, Italy, and died in </w:t>
-      </w:r>
-      <w:r>
-        <w:rPr>
-          <w:rFonts w:ascii="Atkinson Hyperlegible" w:hAnsi="Atkinson Hyperlegible"/>
-          <w:b/>
-          <w:bCs/>
-        </w:rPr>
-        <w:t>1772</w:t>
-      </w:r>
-      <w:r>
-        <w:rPr>
-          <w:rFonts w:ascii="Atkinson Hyperlegible" w:hAnsi="Atkinson Hyperlegible"/>
-        </w:rPr>
-        <w:t> in London, England.</w:t>
+          <w:b/>
+          <w:bCs/>
+        </w:rPr>
+      </w:pPr>
+      <w:r>
+        <w:rPr>
+          <w:rFonts w:ascii="Atkinson Hyperlegible" w:hAnsi="Atkinson Hyperlegible"/>
+          <w:b/>
+          <w:bCs/>
+        </w:rPr>
+        <w:t xml:space="preserve">What are the dates of Sir Malcolm Arnold? </w:t>
+      </w:r>
+      <w:r>
+        <w:rPr>
+          <w:rFonts w:ascii="Atkinson Hyperlegible" w:hAnsi="Atkinson Hyperlegible"/>
+        </w:rPr>
+        <w:t>He was born on October 21, 1921, in Northampton, England, and died on September 23, 2006.</w:t>
       </w:r>
     </w:p>
     <w:p>
@@ -1704,49 +1456,23 @@
         <w:spacing w:after="160"/>
         <w:rPr>
           <w:rFonts w:ascii="Atkinson Hyperlegible" w:hAnsi="Atkinson Hyperlegible"/>
-        </w:rPr>
-      </w:pPr>
-      <w:r>
-        <w:rPr>
-          <w:rFonts w:ascii="Atkinson Hyperlegible" w:hAnsi="Atkinson Hyperlegible"/>
-          <w:b/>
-          <w:bCs/>
-        </w:rPr>
-        <w:t>What nationality were they, and with which musical institutions/cities are they most associated?</w:t>
-      </w:r>
-      <w:r>
-        <w:rPr>
-          <w:rFonts w:ascii="Atkinson Hyperlegible" w:hAnsi="Atkinson Hyperlegible"/>
-        </w:rPr>
-        <w:t> He was Italian but spent most of his career in </w:t>
-      </w:r>
-      <w:r>
-        <w:rPr>
-          <w:rFonts w:ascii="Atkinson Hyperlegible" w:hAnsi="Atkinson Hyperlegible"/>
-          <w:b/>
-          <w:bCs/>
-        </w:rPr>
-        <w:t>London</w:t>
-      </w:r>
-      <w:r>
-        <w:rPr>
-          <w:rFonts w:ascii="Atkinson Hyperlegible" w:hAnsi="Atkinson Hyperlegible"/>
-        </w:rPr>
-        <w:t> and </w:t>
-      </w:r>
-      <w:r>
-        <w:rPr>
-          <w:rFonts w:ascii="Atkinson Hyperlegible" w:hAnsi="Atkinson Hyperlegible"/>
-          <w:b/>
-          <w:bCs/>
-        </w:rPr>
-        <w:t>Edinburgh</w:t>
-      </w:r>
-      <w:r>
-        <w:rPr>
-          <w:rFonts w:ascii="Atkinson Hyperlegible" w:hAnsi="Atkinson Hyperlegible"/>
-        </w:rPr>
-        <w:t>. He played in important opera orchestras in London, including those led by Handel.</w:t>
+          <w:b/>
+          <w:bCs/>
+        </w:rPr>
+      </w:pPr>
+      <w:r>
+        <w:rPr>
+          <w:rFonts w:ascii="Atkinson Hyperlegible" w:hAnsi="Atkinson Hyperlegible"/>
+          <w:b/>
+          <w:bCs/>
+        </w:rPr>
+        <w:t xml:space="preserve">What nationality were they, and with which musical institutions/cities are they most associated? </w:t>
+      </w:r>
+      <w:r>
+        <w:rPr>
+          <w:rFonts w:ascii="Atkinson Hyperlegible" w:hAnsi="Atkinson Hyperlegible"/>
+        </w:rPr>
+        <w:t>He was British. He was a trumpet player in the London Philharmonic Orchestra and later a full-time composer, living primarily in the UK.</w:t>
       </w:r>
     </w:p>
     <w:p>
@@ -1758,6 +1484,8 @@
         <w:spacing w:after="160"/>
         <w:rPr>
           <w:rFonts w:ascii="Atkinson Hyperlegible" w:hAnsi="Atkinson Hyperlegible"/>
+          <w:b/>
+          <w:bCs/>
         </w:rPr>
       </w:pPr>
       <w:r>
@@ -1773,53 +1501,36 @@
       <w:pPr>
         <w:numPr>
           <w:ilvl w:val="2"/>
-          <w:numId w:val="18"/>
-        </w:numPr>
-        <w:spacing w:after="160"/>
-        <w:rPr>
-          <w:rFonts w:ascii="Atkinson Hyperlegible" w:hAnsi="Atkinson Hyperlegible"/>
-        </w:rPr>
-      </w:pPr>
-      <w:r>
-        <w:rPr>
-          <w:rFonts w:ascii="Atkinson Hyperlegible" w:hAnsi="Atkinson Hyperlegible"/>
-          <w:i/>
-          <w:iCs/>
-        </w:rPr>
-        <w:lastRenderedPageBreak/>
-        <w:t>Concerti Grossi</w:t>
-      </w:r>
-      <w:r>
-        <w:rPr>
-          <w:rFonts w:ascii="Atkinson Hyperlegible" w:hAnsi="Atkinson Hyperlegible"/>
-        </w:rPr>
-        <w:t>, Op. 3 (for strings)</w:t>
+          <w:numId w:val="17"/>
+        </w:numPr>
+        <w:spacing w:after="160"/>
+        <w:rPr>
+          <w:rFonts w:ascii="Atkinson Hyperlegible" w:hAnsi="Atkinson Hyperlegible"/>
+        </w:rPr>
+      </w:pPr>
+      <w:r>
+        <w:rPr>
+          <w:rFonts w:ascii="Atkinson Hyperlegible" w:hAnsi="Atkinson Hyperlegible"/>
+        </w:rPr>
+        <w:t>English Dances, Op. 27 and 33 (for orchestra)</w:t>
       </w:r>
     </w:p>
     <w:p>
       <w:pPr>
         <w:numPr>
           <w:ilvl w:val="2"/>
-          <w:numId w:val="18"/>
-        </w:numPr>
-        <w:spacing w:after="160"/>
-        <w:rPr>
-          <w:rFonts w:ascii="Atkinson Hyperlegible" w:hAnsi="Atkinson Hyperlegible"/>
-        </w:rPr>
-      </w:pPr>
-      <w:r>
-        <w:rPr>
-          <w:rFonts w:ascii="Atkinson Hyperlegible" w:hAnsi="Atkinson Hyperlegible"/>
-          <w:i/>
-          <w:iCs/>
-        </w:rPr>
-        <w:t>Sonate per Flauto con Basso</w:t>
-      </w:r>
-      <w:r>
-        <w:rPr>
-          <w:rFonts w:ascii="Atkinson Hyperlegible" w:hAnsi="Atkinson Hyperlegible"/>
-        </w:rPr>
-        <w:t>, Op. 1 (Sonatas for Flute and Bass)</w:t>
+          <w:numId w:val="17"/>
+        </w:numPr>
+        <w:spacing w:after="160"/>
+        <w:rPr>
+          <w:rFonts w:ascii="Atkinson Hyperlegible" w:hAnsi="Atkinson Hyperlegible"/>
+        </w:rPr>
+      </w:pPr>
+      <w:r>
+        <w:rPr>
+          <w:rFonts w:ascii="Atkinson Hyperlegible" w:hAnsi="Atkinson Hyperlegible"/>
+        </w:rPr>
+        <w:t>His film score for The Bridge on the River Kwai (1957)</w:t>
       </w:r>
     </w:p>
     <w:p>
@@ -1831,49 +1542,23 @@
         <w:spacing w:after="160"/>
         <w:rPr>
           <w:rFonts w:ascii="Atkinson Hyperlegible" w:hAnsi="Atkinson Hyperlegible"/>
-        </w:rPr>
-      </w:pPr>
-      <w:r>
-        <w:rPr>
-          <w:rFonts w:ascii="Atkinson Hyperlegible" w:hAnsi="Atkinson Hyperlegible"/>
-          <w:b/>
-          <w:bCs/>
-        </w:rPr>
-        <w:t>Who were their major influences, and which composers did they influence in turn?</w:t>
-      </w:r>
-      <w:r>
-        <w:rPr>
-          <w:rFonts w:ascii="Atkinson Hyperlegible" w:hAnsi="Atkinson Hyperlegible"/>
-        </w:rPr>
-        <w:t> He was influenced by the Italian Baroque tradition and his contemporaries in London, like </w:t>
-      </w:r>
-      <w:r>
-        <w:rPr>
-          <w:rFonts w:ascii="Atkinson Hyperlegible" w:hAnsi="Atkinson Hyperlegible"/>
-          <w:b/>
-          <w:bCs/>
-        </w:rPr>
-        <w:t>Handel</w:t>
-      </w:r>
-      <w:r>
-        <w:rPr>
-          <w:rFonts w:ascii="Atkinson Hyperlegible" w:hAnsi="Atkinson Hyperlegible"/>
-        </w:rPr>
-        <w:t>. While not a major influence on the great Classical composers, his music represents the popular </w:t>
-      </w:r>
-      <w:r>
-        <w:rPr>
-          <w:rFonts w:ascii="Atkinson Hyperlegible" w:hAnsi="Atkinson Hyperlegible"/>
-          <w:i/>
-          <w:iCs/>
-        </w:rPr>
-        <w:t>Galant</w:t>
-      </w:r>
-      <w:r>
-        <w:rPr>
-          <w:rFonts w:ascii="Atkinson Hyperlegible" w:hAnsi="Atkinson Hyperlegible"/>
-        </w:rPr>
-        <w:t> style that paved the way for them.</w:t>
+          <w:b/>
+          <w:bCs/>
+        </w:rPr>
+      </w:pPr>
+      <w:r>
+        <w:rPr>
+          <w:rFonts w:ascii="Atkinson Hyperlegible" w:hAnsi="Atkinson Hyperlegible"/>
+          <w:b/>
+          <w:bCs/>
+        </w:rPr>
+        <w:t xml:space="preserve">Who were their major influences, and whom did they influence in turn? </w:t>
+      </w:r>
+      <w:r>
+        <w:rPr>
+          <w:rFonts w:ascii="Atkinson Hyperlegible" w:hAnsi="Atkinson Hyperlegible"/>
+        </w:rPr>
+        <w:t>He was influenced by the lyricism of Jean Sibelius, the neoclassicism of Igor Stravinsky, and jazz and folk music. His accessible yet modern style has influenced a generation of British composers and helped revive interest in the recorder as a concert instrument.</w:t>
       </w:r>
     </w:p>
     <w:p>
@@ -1885,21 +1570,23 @@
         <w:spacing w:after="160"/>
         <w:rPr>
           <w:rFonts w:ascii="Atkinson Hyperlegible" w:hAnsi="Atkinson Hyperlegible"/>
-        </w:rPr>
-      </w:pPr>
-      <w:r>
-        <w:rPr>
-          <w:rFonts w:ascii="Atkinson Hyperlegible" w:hAnsi="Atkinson Hyperlegible"/>
-          <w:b/>
-          <w:bCs/>
-        </w:rPr>
-        <w:t>What was the composer's primary role?</w:t>
-      </w:r>
-      <w:r>
-        <w:rPr>
-          <w:rFonts w:ascii="Atkinson Hyperlegible" w:hAnsi="Atkinson Hyperlegible"/>
-        </w:rPr>
-        <w:t> He was a virtuoso performer on the flute, recorder, and oboe, as well as a composer. He worked as an orchestral player and a composer, publishing his own works.</w:t>
+          <w:b/>
+          <w:bCs/>
+        </w:rPr>
+      </w:pPr>
+      <w:r>
+        <w:rPr>
+          <w:rFonts w:ascii="Atkinson Hyperlegible" w:hAnsi="Atkinson Hyperlegible"/>
+          <w:b/>
+          <w:bCs/>
+        </w:rPr>
+        <w:t xml:space="preserve">What was the composer's primary role? </w:t>
+      </w:r>
+      <w:r>
+        <w:rPr>
+          <w:rFonts w:ascii="Atkinson Hyperlegible" w:hAnsi="Atkinson Hyperlegible"/>
+        </w:rPr>
+        <w:t>He was a highly successful and prolific composer (of orchestral works, concertos, chamber music, and over 100 film scores) and a former orchestral trumpeter.</w:t>
       </w:r>
     </w:p>
     <w:p>
@@ -1911,6 +1598,8 @@
         <w:spacing w:after="160"/>
         <w:rPr>
           <w:rFonts w:ascii="Atkinson Hyperlegible" w:hAnsi="Atkinson Hyperlegible"/>
+          <w:b/>
+          <w:bCs/>
         </w:rPr>
       </w:pPr>
       <w:r>
@@ -1931,49 +1620,23 @@
         <w:spacing w:after="160"/>
         <w:rPr>
           <w:rFonts w:ascii="Atkinson Hyperlegible" w:hAnsi="Atkinson Hyperlegible"/>
-        </w:rPr>
-      </w:pPr>
-      <w:r>
-        <w:rPr>
-          <w:rFonts w:ascii="Atkinson Hyperlegible" w:hAnsi="Atkinson Hyperlegible"/>
-          <w:b/>
-          <w:bCs/>
-        </w:rPr>
-        <w:t>Name one prominent orchestral composer from the same period and a work they wrote.</w:t>
-      </w:r>
-      <w:r>
-        <w:rPr>
-          <w:rFonts w:ascii="Atkinson Hyperlegible" w:hAnsi="Atkinson Hyperlegible"/>
-        </w:rPr>
-        <w:t> </w:t>
-      </w:r>
-      <w:r>
-        <w:rPr>
-          <w:rFonts w:ascii="Atkinson Hyperlegible" w:hAnsi="Atkinson Hyperlegible"/>
-          <w:b/>
-          <w:bCs/>
-        </w:rPr>
-        <w:t>George Frideric Handel</w:t>
-      </w:r>
-      <w:r>
-        <w:rPr>
-          <w:rFonts w:ascii="Atkinson Hyperlegible" w:hAnsi="Atkinson Hyperlegible"/>
-        </w:rPr>
-        <w:t> (1685-1759). A prominent work is his </w:t>
-      </w:r>
-      <w:r>
-        <w:rPr>
-          <w:rFonts w:ascii="Atkinson Hyperlegible" w:hAnsi="Atkinson Hyperlegible"/>
-          <w:i/>
-          <w:iCs/>
-        </w:rPr>
-        <w:t>Water Music</w:t>
-      </w:r>
-      <w:r>
-        <w:rPr>
-          <w:rFonts w:ascii="Atkinson Hyperlegible" w:hAnsi="Atkinson Hyperlegible"/>
-        </w:rPr>
-        <w:t> (1717) or his numerous concerti grossi.</w:t>
+          <w:b/>
+          <w:bCs/>
+        </w:rPr>
+      </w:pPr>
+      <w:r>
+        <w:rPr>
+          <w:rFonts w:ascii="Atkinson Hyperlegible" w:hAnsi="Atkinson Hyperlegible"/>
+          <w:b/>
+          <w:bCs/>
+        </w:rPr>
+        <w:t xml:space="preserve">Name one prominent orchestral composer from the same period and a work they wrote. </w:t>
+      </w:r>
+      <w:r>
+        <w:rPr>
+          <w:rFonts w:ascii="Atkinson Hyperlegible" w:hAnsi="Atkinson Hyperlegible"/>
+        </w:rPr>
+        <w:t>Benjamin Britten (1913-1976). A prominent work is his The Young Person's Guide to the Orchestra, Op. 34 (1945).</w:t>
       </w:r>
     </w:p>
     <w:p>
@@ -1993,41 +1656,13 @@
           <w:b/>
           <w:bCs/>
         </w:rPr>
-        <w:t>Name one prominent vocal/choral composer from the same period and a work they wrote.</w:t>
-      </w:r>
-      <w:r>
-        <w:rPr>
-          <w:rFonts w:ascii="Atkinson Hyperlegible" w:hAnsi="Atkinson Hyperlegible"/>
-        </w:rPr>
-        <w:t> </w:t>
-      </w:r>
-      <w:r>
-        <w:rPr>
-          <w:rFonts w:ascii="Atkinson Hyperlegible" w:hAnsi="Atkinson Hyperlegible"/>
-          <w:b/>
-          <w:bCs/>
-        </w:rPr>
-        <w:t>George Frideric Handel</w:t>
-      </w:r>
-      <w:r>
-        <w:rPr>
-          <w:rFonts w:ascii="Atkinson Hyperlegible" w:hAnsi="Atkinson Hyperlegible"/>
-        </w:rPr>
-        <w:t>. His oratorio </w:t>
-      </w:r>
-      <w:r>
-        <w:rPr>
-          <w:rFonts w:ascii="Atkinson Hyperlegible" w:hAnsi="Atkinson Hyperlegible"/>
-          <w:i/>
-          <w:iCs/>
-        </w:rPr>
-        <w:t>Messiah</w:t>
-      </w:r>
-      <w:r>
-        <w:rPr>
-          <w:rFonts w:ascii="Atkinson Hyperlegible" w:hAnsi="Atkinson Hyperlegible"/>
-        </w:rPr>
-        <w:t> (1741) is one of the most famous choral works ever written.</w:t>
+        <w:t xml:space="preserve">Name one prominent vocal/choral composer from the same period and a work they wrote. </w:t>
+      </w:r>
+      <w:r>
+        <w:rPr>
+          <w:rFonts w:ascii="Atkinson Hyperlegible" w:hAnsi="Atkinson Hyperlegible"/>
+        </w:rPr>
+        <w:t>Benjamin Britten. His War Requiem, Op. 66 (1962) is a landmark of 20th-century choral literature.</w:t>
       </w:r>
     </w:p>
     <w:p>
@@ -2039,49 +1674,24 @@
         <w:spacing w:after="160"/>
         <w:rPr>
           <w:rFonts w:ascii="Atkinson Hyperlegible" w:hAnsi="Atkinson Hyperlegible"/>
-        </w:rPr>
-      </w:pPr>
-      <w:r>
-        <w:rPr>
-          <w:rFonts w:ascii="Atkinson Hyperlegible" w:hAnsi="Atkinson Hyperlegible"/>
-          <w:b/>
-          <w:bCs/>
-        </w:rPr>
-        <w:t>What major historical or cultural events were happening during this period that might have influenced the arts?</w:t>
-      </w:r>
-      <w:r>
-        <w:rPr>
-          <w:rFonts w:ascii="Atkinson Hyperlegible" w:hAnsi="Atkinson Hyperlegible"/>
-        </w:rPr>
-        <w:t> This was the period of the </w:t>
-      </w:r>
-      <w:r>
-        <w:rPr>
-          <w:rFonts w:ascii="Atkinson Hyperlegible" w:hAnsi="Atkinson Hyperlegible"/>
-          <w:b/>
-          <w:bCs/>
-        </w:rPr>
-        <w:t>Enlightenment</w:t>
-      </w:r>
-      <w:r>
-        <w:rPr>
-          <w:rFonts w:ascii="Atkinson Hyperlegible" w:hAnsi="Atkinson Hyperlegible"/>
-        </w:rPr>
-        <w:t>, which emphasized reason, order, and clarity—values reflected in the </w:t>
-      </w:r>
-      <w:r>
-        <w:rPr>
-          <w:rFonts w:ascii="Atkinson Hyperlegible" w:hAnsi="Atkinson Hyperlegible"/>
-          <w:i/>
-          <w:iCs/>
-        </w:rPr>
-        <w:t>Galant</w:t>
-      </w:r>
-      <w:r>
-        <w:rPr>
-          <w:rFonts w:ascii="Atkinson Hyperlegible" w:hAnsi="Atkinson Hyperlegible"/>
-        </w:rPr>
-        <w:t> musical style. In Britain, this was the Georgian era, a time of growing public concerts and music publishing, making music accessible to a rising middle class.</w:t>
+          <w:b/>
+          <w:bCs/>
+        </w:rPr>
+      </w:pPr>
+      <w:r>
+        <w:rPr>
+          <w:rFonts w:ascii="Atkinson Hyperlegible" w:hAnsi="Atkinson Hyperlegible"/>
+          <w:b/>
+          <w:bCs/>
+        </w:rPr>
+        <w:lastRenderedPageBreak/>
+        <w:t xml:space="preserve">What major historical or cultural events were happening during this period that might have influenced the arts? </w:t>
+      </w:r>
+      <w:r>
+        <w:rPr>
+          <w:rFonts w:ascii="Atkinson Hyperlegible" w:hAnsi="Atkinson Hyperlegible"/>
+        </w:rPr>
+        <w:t>Arnold's career spanned World War II (where he was a conscientious objector), the Post-War recovery, and the rise of mass media (film and television). His music often reflects a desire for direct communication and entertainment, alongside a deeper, sometimes dark, expressive vein, mirroring the complexities of the 20th century.</w:t>
       </w:r>
     </w:p>
     <w:sectPr>
